--- a/rewritten_resume_1.docx
+++ b/rewritten_resume_1.docx
@@ -17,12 +17,12 @@
     </w:p>
     <w:p>
       <w:r>
-        <w:t>+91-8793509128 | mohapatranirjhala@gmail.com</w:t>
+        <w:t>Phone: +91-8793509128 | Email: mohapatranirjhala@gmail.com</w:t>
       </w:r>
     </w:p>
     <w:p>
       <w:r>
-        <w:t>LinkedIn: linkedin.com/in/nirjhala-mohapatra | GitHub: github.com/mohapatranirjhala-stack | LeetCode</w:t>
+        <w:t>LinkedIn: linkedin.com/in/nirjhala-mohapatra | GitHub: github.com/mohapatranirjhala-stack | LeetCode Profile</w:t>
       </w:r>
     </w:p>
     <w:p/>
@@ -33,7 +33,7 @@
     </w:p>
     <w:p>
       <w:r>
-        <w:t>Results-driven Computer Science Engineering student specializing in full-stack web development, AI/ML engineering, Android app development, and cloud-native solutions. Proven track record in building scalable, secure, and user-centric applications using Next.js, Python, Kotlin, Firebase, REST APIs, and Large Language Models (LLMs) with Retrieval-Augmented Generation (RAG). Passionate about solving complex software engineering challenges through modern architectural patterns, data-driven design, and automated intelligent workflows.</w:t>
+        <w:t>Results-driven final-year Computer Science Engineering student graduating in 2027 with hands-on experience in full-stack development, artificial intelligence, Android engineering, and cloud-based applications. Proficient in building scalable software solutions using Next.js, Python, Kotlin, Firebase, REST APIs, Retrieval-Augmented Generation (RAG), and Large Language Models (LLMs). Demonstrates strong analytical problem-solving abilities, a test-first engineering mindset, and proficiency with modern AI coding environments.</w:t>
       </w:r>
     </w:p>
     <w:p/>
@@ -44,17 +44,12 @@
     </w:p>
     <w:p>
       <w:r>
-        <w:t>VIT Bhopal University</w:t>
+        <w:t>VIT Bhopal University (2023 - 2027)</w:t>
       </w:r>
     </w:p>
     <w:p>
       <w:r>
-        <w:t>Bachelor of Technology in Computer Science Engineering | 2023 – 2027</w:t>
-      </w:r>
-    </w:p>
-    <w:p>
-      <w:r>
-        <w:t>Cumulative GPA: 8.35 / 10.0</w:t>
+        <w:t>Bachelor of Technology in Computer Science Engineering | CGPA: 8.35/10</w:t>
       </w:r>
     </w:p>
     <w:p/>
@@ -70,37 +65,32 @@
     </w:p>
     <w:p>
       <w:r>
-        <w:t>Frontend Development: React.js, Next.js, Streamlit, Tailwind CSS</w:t>
+        <w:t>Front-End Development: React.js, Next.js, Streamlit, Tailwind CSS</w:t>
       </w:r>
     </w:p>
     <w:p>
       <w:r>
-        <w:t>Backend Development: Node.js, Firebase, REST APIs</w:t>
+        <w:t>Back-End Development: Node.js, Firebase, REST APIs</w:t>
       </w:r>
     </w:p>
     <w:p>
       <w:r>
-        <w:t>AI/Machine Learning: Large Language Models (LLMs), Retrieval-Augmented Generation (RAG), Prompt Engineering, FAISS, HuggingFace Sentence Transformers</w:t>
+        <w:t>AI / Machine Learning: Large Language Models (LLMs), Retrieval-Augmented Generation (RAG), Prompt Engineering, FAISS, HuggingFace Sentence Transformers</w:t>
       </w:r>
     </w:p>
     <w:p>
       <w:r>
-        <w:t>Databases: Cloud Firestore (NoSQL), MySQL (SQL)</w:t>
+        <w:t>Databases: Cloud Firestore (NoSQL), MySQL (SQL), Database Design</w:t>
       </w:r>
     </w:p>
     <w:p>
       <w:r>
-        <w:t>Cloud Platforms: Google Cloud Platform (Firebase)</w:t>
+        <w:t>Developer Tools: Git, GitHub, Android Studio, VS Code, Postman</w:t>
       </w:r>
     </w:p>
     <w:p>
       <w:r>
-        <w:t>Tools &amp; Utilities: Git, GitHub, Android Studio, VS Code, Postman</w:t>
-      </w:r>
-    </w:p>
-    <w:p>
-      <w:r>
-        <w:t>Core Computer Science: Data Structures &amp; Algorithms, Object-Oriented Programming (OOP), Database Management Systems (DBMS), Operating Systems, Computer Networks</w:t>
+        <w:t>Core Computer Science: Data Structures &amp; Algorithms, Object-Oriented Programming (OOP), DBMS, Operating Systems, Computer Networks</w:t>
       </w:r>
     </w:p>
     <w:p/>
@@ -111,64 +101,64 @@
     </w:p>
     <w:p>
       <w:r>
-        <w:t>AI Career Copilot – AI-Powered Career Intelligence Platform</w:t>
+        <w:t>AI Career Copilot - AI-Powered Career Intelligence Platform</w:t>
       </w:r>
     </w:p>
     <w:p>
       <w:r>
-        <w:t>• Architected and deployed a full-stack platform utilizing Next.js, TypeScript, Firebase, REST APIs, and Groq LLM for real-time resume optimization and automated ATS evaluation.</w:t>
+        <w:t>- Engineered a full-stack career platform utilizing Next.js, TypeScript, Firebase, REST APIs, and Groq LLM for automated resume analysis, ATS scoring, career guidance, and interview preparation.</w:t>
       </w:r>
     </w:p>
     <w:p>
       <w:r>
-        <w:t>• Built intelligent resume parsing algorithms and prompt-engineered LLM pipelines to deliver customized career roadmaps and context-driven interview preparation.</w:t>
+        <w:t>- Developed AI-driven resume parsing, skill extraction, and personalized recommendation engines using structured prompt engineering and LLM workflows.</w:t>
       </w:r>
     </w:p>
     <w:p>
       <w:r>
-        <w:t>• Integrated Firebase Authentication and Cloud Firestore to ensure asynchronous processing, real-time data persistence, and secure user data management.</w:t>
+        <w:t>- Integrated Firebase Authentication, Cloud Firestore, and third-party APIs to construct a secure, responsive, and scalable application with real-time data synchronization.</w:t>
       </w:r>
     </w:p>
     <w:p/>
     <w:p>
       <w:r>
-        <w:t>AI Document Intelligence – AI-Powered Document Analysis Platform</w:t>
+        <w:t>AI Document Intelligence - AI-Powered Document Analysis Platform</w:t>
       </w:r>
     </w:p>
     <w:p>
       <w:r>
-        <w:t>• Engineered a Retrieval-Augmented Generation (RAG) solution using Python, Streamlit, FAISS, HuggingFace Sentence Transformers, and Groq Llama 3.3 70B.</w:t>
+        <w:t>- Architected an AI document intelligence application using Python, Streamlit, FAISS, HuggingFace Sentence Transformers, and Groq Llama 3.3 70B.</w:t>
       </w:r>
     </w:p>
     <w:p>
       <w:r>
-        <w:t>• Developed high-speed vector search, document summarization, and context-aware query response systems across PDF, DOCX, and TXT file formats.</w:t>
+        <w:t>- Implemented Retrieval-Augmented Generation (RAG), semantic vector search, automated summarization, and context-aware question answering across PDF, DOCX, and TXT files.</w:t>
       </w:r>
     </w:p>
     <w:p>
       <w:r>
-        <w:t>• Streamlined document ingestion, text chunking, embedding generation, and vector indexing pipelines deployed on Google Cloud Platform.</w:t>
+        <w:t>- Designed an end-to-end data pipeline covering text extraction, embedding generation, vector indexing, and conversational retrieval.</w:t>
       </w:r>
     </w:p>
     <w:p/>
     <w:p>
       <w:r>
-        <w:t>Smart Expense Tracker – Cloud-Connected Android Financial Management System</w:t>
+        <w:t>Smart Expense Tracker - Cloud-Connected Android Financial Management System</w:t>
       </w:r>
     </w:p>
     <w:p>
       <w:r>
-        <w:t>• Developed a native Android application using Kotlin, Firebase Authentication, and Cloud Firestore to enable real-time financial tracking and budget synchronization.</w:t>
+        <w:t>- Developed a cloud-enabled Android expense management app leveraging Kotlin, Firebase Authentication, Cloud Firestore, and MPAndroidChart.</w:t>
       </w:r>
     </w:p>
     <w:p>
       <w:r>
-        <w:t>• Integrated MPAndroidChart to deliver interactive data visualization dashboards and implemented dynamic PDF export functions for expense reporting.</w:t>
+        <w:t>- Implemented secure user authentication, real-time data synchronization, budget monitoring, category analytics, interactive dashboards, and PDF report generation.</w:t>
       </w:r>
     </w:p>
     <w:p>
       <w:r>
-        <w:t>• Structured app architecture using modular principles to optimize runtime performance, improve maintainability, and ensure offline-first synchronization.</w:t>
+        <w:t>- Built a scalable Firebase backend paired with modular Android components to optimize system maintainability, responsiveness, and user experience.</w:t>
       </w:r>
     </w:p>
     <w:p/>
@@ -179,12 +169,12 @@
     </w:p>
     <w:p>
       <w:r>
-        <w:t>• Google IT Support Professional Certificate</w:t>
+        <w:t>- Google IT Support Professional Certificate</w:t>
       </w:r>
     </w:p>
     <w:p>
       <w:r>
-        <w:t>• Applied Machine Learning with Python – Coursera</w:t>
+        <w:t>- Applied Machine Learning with Python - Coursera</w:t>
       </w:r>
     </w:p>
     <w:sectPr>
